--- a/app/utilidades/_templates/Convocatoria_Docentes.docx
+++ b/app/utilidades/_templates/Convocatoria_Docentes.docx
@@ -1083,24 +1083,34 @@
               </w:rPr>
             </w:pPr>
             <w:r>
-              <w:t>{{#firmasPares}}___________________________</w:t>
-            </w:r>
-            <w:r>
+              <w:t>___________________________</w:t>
               <w:br/>
             </w:r>
             <w:r>
-              <w:t>{{izq_nombre}}</w:t>
-            </w:r>
-            <w:r>
+              <w:t>{{FIRMA_NOMBRE}}</w:t>
               <w:br/>
             </w:r>
             <w:r>
-              <w:t>{{izq_cargo}}</w:t>
+              <w:t>{{FIRMA_CARGO}}</w:t>
             </w:r>
-            <w:r>
-              <w:br/>
-            </w:r>
-            <w:r/>
+          </w:p>
+          <w:p>
+            <w:pPr>
+              <w:rPr>
+                <w:rFonts w:ascii="Verdana" w:hAnsi="Verdana" w:cs="Arial"/>
+                <w:sz w:val="20"/>
+                <w:szCs w:val="20"/>
+              </w:rPr>
+            </w:pPr>
+          </w:p>
+          <w:p>
+            <w:pPr>
+              <w:rPr>
+                <w:rFonts w:ascii="Verdana" w:hAnsi="Verdana" w:cs="Arial"/>
+                <w:sz w:val="20"/>
+                <w:szCs w:val="20"/>
+              </w:rPr>
+            </w:pPr>
           </w:p>
         </w:tc>
         <w:tc>
@@ -1126,29 +1136,35 @@
             </w:pPr>
             <w:r>
               <w:t>___________________________</w:t>
-            </w:r>
-            <w:r>
               <w:br/>
             </w:r>
             <w:r>
-              <w:t>{{der_nombre}}</w:t>
-            </w:r>
-            <w:r>
+              <w:t>{{FIRMA_NOMBRE}}</w:t>
               <w:br/>
             </w:r>
             <w:r>
-              <w:t>{{der_cargo}}</w:t>
+              <w:t>{{FIRMA_CARGO}}</w:t>
             </w:r>
-            <w:r>
-              <w:br/>
-            </w:r>
-            <w:r/>
-            <w:r>
-              <w:br/>
-            </w:r>
-            <w:r>
-              <w:t>{{/firmasPares}}</w:t>
-            </w:r>
+          </w:p>
+          <w:p>
+            <w:pPr>
+              <w:rPr>
+                <w:rFonts w:ascii="Verdana" w:hAnsi="Verdana" w:cs="Arial"/>
+                <w:sz w:val="20"/>
+                <w:szCs w:val="20"/>
+                <w:lang w:val="pt-PT"/>
+              </w:rPr>
+            </w:pPr>
+          </w:p>
+          <w:p>
+            <w:pPr>
+              <w:rPr>
+                <w:rFonts w:ascii="Verdana" w:hAnsi="Verdana" w:cs="Arial"/>
+                <w:sz w:val="20"/>
+                <w:szCs w:val="20"/>
+                <w:lang w:val="pt-PT"/>
+              </w:rPr>
+            </w:pPr>
           </w:p>
         </w:tc>
       </w:tr>
@@ -1656,7 +1672,7 @@
               </w:rPr>
             </w:pPr>
             <w:r>
-              <w:t>{{#docentes}}{{numero}}</w:t>
+              <w:t>{{NUM}}</w:t>
             </w:r>
           </w:p>
         </w:tc>
@@ -1682,7 +1698,7 @@
               </w:rPr>
             </w:pPr>
             <w:r>
-              <w:t>{{cargo}}</w:t>
+              <w:t>{{CARGO_DOCENTE}}</w:t>
             </w:r>
           </w:p>
         </w:tc>
@@ -1709,7 +1725,7 @@
               </w:rPr>
             </w:pPr>
             <w:r>
-              <w:t>{{nombreCompleto}}</w:t>
+              <w:t>{{NOMBRE_DOCENTE}}</w:t>
             </w:r>
           </w:p>
         </w:tc>
@@ -1734,9 +1750,6 @@
                 <w:lang w:val="es-EC"/>
               </w:rPr>
             </w:pPr>
-            <w:r>
-              <w:t>{{/docentes}}</w:t>
-            </w:r>
           </w:p>
         </w:tc>
       </w:tr>

--- a/app/utilidades/_templates/Convocatoria_Docentes.docx
+++ b/app/utilidades/_templates/Convocatoria_Docentes.docx
@@ -1009,166 +1009,103 @@
         <w:br w:type="page"/>
       </w:r>
     </w:p>
-    <w:tbl>
-      <w:tblPr>
-        <w:tblStyle w:val="Tablaconcuadrcula"/>
-        <w:tblW w:w="8926" w:type="dxa"/>
-        <w:tblLook w:val="04A0" w:firstRow="1" w:lastRow="0" w:firstColumn="1" w:lastColumn="0" w:noHBand="0" w:noVBand="1"/>
-      </w:tblPr>
-      <w:tblGrid>
-        <w:gridCol w:w="4673"/>
-        <w:gridCol w:w="4253"/>
-      </w:tblGrid>
-      <w:tr>
-        <w:trPr>
-          <w:trHeight w:val="283"/>
-          <w:tblHeader/>
-        </w:trPr>
-        <w:tc>
-          <w:tcPr>
-            <w:tcW w:w="8926" w:type="dxa"/>
-            <w:gridSpan w:val="2"/>
-            <w:tcBorders>
-              <w:top w:val="single" w:sz="4" w:space="0" w:color="auto"/>
-              <w:left w:val="single" w:sz="4" w:space="0" w:color="auto"/>
-              <w:bottom w:val="single" w:sz="4" w:space="0" w:color="auto"/>
-              <w:right w:val="single" w:sz="4" w:space="0" w:color="auto"/>
-            </w:tcBorders>
-            <w:vAlign w:val="bottom"/>
-            <w:hideMark/>
-          </w:tcPr>
-          <w:p>
-            <w:pPr>
-              <w:rPr>
-                <w:rFonts w:ascii="Verdana" w:hAnsi="Verdana" w:cs="Arial"/>
-                <w:sz w:val="20"/>
-                <w:szCs w:val="20"/>
-              </w:rPr>
-            </w:pPr>
-            <w:r>
-              <w:rPr>
-                <w:rFonts w:ascii="Verdana" w:hAnsi="Verdana" w:cs="Arial"/>
-                <w:b/>
-                <w:sz w:val="20"/>
-                <w:szCs w:val="20"/>
-              </w:rPr>
-              <w:lastRenderedPageBreak/>
-              <w:t>He sido convocado:</w:t>
-            </w:r>
-          </w:p>
-        </w:tc>
-      </w:tr>
-      <w:tr>
-        <w:trPr>
-          <w:trHeight w:val="2268"/>
-        </w:trPr>
-        <w:tc>
-          <w:tcPr>
-            <w:tcW w:w="4673" w:type="dxa"/>
-            <w:tcBorders>
-              <w:top w:val="single" w:sz="4" w:space="0" w:color="auto"/>
-              <w:left w:val="single" w:sz="4" w:space="0" w:color="auto"/>
-              <w:bottom w:val="single" w:sz="4" w:space="0" w:color="auto"/>
-              <w:right w:val="single" w:sz="4" w:space="0" w:color="auto"/>
-            </w:tcBorders>
-            <w:vAlign w:val="bottom"/>
-            <w:hideMark/>
-          </w:tcPr>
-          <w:p>
-            <w:pPr>
-              <w:rPr>
-                <w:rFonts w:ascii="Verdana" w:hAnsi="Verdana" w:cs="Arial"/>
-                <w:sz w:val="20"/>
-                <w:szCs w:val="20"/>
-              </w:rPr>
-            </w:pPr>
-            <w:r>
-              <w:t>___________________________</w:t>
-              <w:br/>
-            </w:r>
-            <w:r>
-              <w:t>{{FIRMA_NOMBRE}}</w:t>
-              <w:br/>
-            </w:r>
-            <w:r>
-              <w:t>{{FIRMA_CARGO}}</w:t>
-            </w:r>
-          </w:p>
-          <w:p>
-            <w:pPr>
-              <w:rPr>
-                <w:rFonts w:ascii="Verdana" w:hAnsi="Verdana" w:cs="Arial"/>
-                <w:sz w:val="20"/>
-                <w:szCs w:val="20"/>
-              </w:rPr>
-            </w:pPr>
-          </w:p>
-          <w:p>
-            <w:pPr>
-              <w:rPr>
-                <w:rFonts w:ascii="Verdana" w:hAnsi="Verdana" w:cs="Arial"/>
-                <w:sz w:val="20"/>
-                <w:szCs w:val="20"/>
-              </w:rPr>
-            </w:pPr>
-          </w:p>
-        </w:tc>
-        <w:tc>
-          <w:tcPr>
-            <w:tcW w:w="4253" w:type="dxa"/>
-            <w:tcBorders>
-              <w:top w:val="single" w:sz="4" w:space="0" w:color="auto"/>
-              <w:left w:val="single" w:sz="4" w:space="0" w:color="auto"/>
-              <w:bottom w:val="single" w:sz="4" w:space="0" w:color="auto"/>
-              <w:right w:val="single" w:sz="4" w:space="0" w:color="auto"/>
-            </w:tcBorders>
-            <w:vAlign w:val="bottom"/>
-            <w:hideMark/>
-          </w:tcPr>
-          <w:p>
-            <w:pPr>
-              <w:rPr>
-                <w:rFonts w:ascii="Verdana" w:hAnsi="Verdana" w:cs="Arial"/>
-                <w:sz w:val="20"/>
-                <w:szCs w:val="20"/>
-                <w:lang w:val="pt-PT"/>
-              </w:rPr>
-            </w:pPr>
-            <w:r>
-              <w:t>___________________________</w:t>
-              <w:br/>
-            </w:r>
-            <w:r>
-              <w:t>{{FIRMA_NOMBRE}}</w:t>
-              <w:br/>
-            </w:r>
-            <w:r>
-              <w:t>{{FIRMA_CARGO}}</w:t>
-            </w:r>
-          </w:p>
-          <w:p>
-            <w:pPr>
-              <w:rPr>
-                <w:rFonts w:ascii="Verdana" w:hAnsi="Verdana" w:cs="Arial"/>
-                <w:sz w:val="20"/>
-                <w:szCs w:val="20"/>
-                <w:lang w:val="pt-PT"/>
-              </w:rPr>
-            </w:pPr>
-          </w:p>
-          <w:p>
-            <w:pPr>
-              <w:rPr>
-                <w:rFonts w:ascii="Verdana" w:hAnsi="Verdana" w:cs="Arial"/>
-                <w:sz w:val="20"/>
-                <w:szCs w:val="20"/>
-                <w:lang w:val="pt-PT"/>
-              </w:rPr>
-            </w:pPr>
-          </w:p>
-        </w:tc>
-      </w:tr>
-    </w:tbl>
+    <w:p>
+      <w:pPr>
+        <w:rPr>
+          <w:rFonts w:ascii="Verdana" w:hAnsi="Verdana" w:cs="Arial"/>
+          <w:b/>
+          <w:sz w:val="20"/>
+          <w:szCs w:val="20"/>
+        </w:rPr>
+      </w:pPr>
+      <w:r>
+        <w:rPr>
+          <w:rFonts w:ascii="Verdana" w:hAnsi="Verdana" w:cs="Arial"/>
+          <w:b/>
+          <w:sz w:val="20"/>
+          <w:szCs w:val="20"/>
+        </w:rPr>
+        <w:t>He sido convocado:</w:t>
+      </w:r>
+    </w:p>
+    <w:p>
+      <w:pPr>
+        <w:rPr>
+          <w:rFonts w:ascii="Verdana" w:hAnsi="Verdana" w:cs="Arial"/>
+          <w:sz w:val="20"/>
+          <w:szCs w:val="20"/>
+        </w:rPr>
+      </w:pPr>
+      <w:r>
+        <w:rPr>
+          <w:rFonts w:ascii="Verdana" w:hAnsi="Verdana" w:cs="Arial"/>
+          <w:sz w:val="20"/>
+          <w:szCs w:val="20"/>
+        </w:rPr>
+        <w:t>{{#firmantes}}</w:t>
+      </w:r>
+    </w:p>
+    <w:p>
+      <w:pPr>
+        <w:rPr>
+          <w:rFonts w:ascii="Verdana" w:hAnsi="Verdana" w:cs="Arial"/>
+          <w:sz w:val="20"/>
+          <w:szCs w:val="20"/>
+        </w:rPr>
+      </w:pPr>
+      <w:r>
+        <w:rPr>
+          <w:rFonts w:ascii="Verdana" w:hAnsi="Verdana" w:cs="Arial"/>
+          <w:sz w:val="20"/>
+          <w:szCs w:val="20"/>
+        </w:rPr>
+        <w:t>___________________________</w:t>
+        <w:br/>
+      </w:r>
+      <w:r>
+        <w:rPr>
+          <w:rFonts w:ascii="Verdana" w:hAnsi="Verdana" w:cs="Arial"/>
+          <w:sz w:val="20"/>
+          <w:szCs w:val="20"/>
+        </w:rPr>
+        <w:t>{{FIRMA_NOMBRE}}</w:t>
+        <w:br/>
+      </w:r>
+      <w:r>
+        <w:rPr>
+          <w:rFonts w:ascii="Verdana" w:hAnsi="Verdana" w:cs="Arial"/>
+          <w:sz w:val="20"/>
+          <w:szCs w:val="20"/>
+        </w:rPr>
+        <w:t>{{FIRMA_CARGO}}</w:t>
+      </w:r>
+    </w:p>
+    <w:p>
+      <w:pPr>
+        <w:rPr>
+          <w:rFonts w:ascii="Verdana" w:hAnsi="Verdana" w:cs="Arial"/>
+          <w:sz w:val="20"/>
+          <w:szCs w:val="20"/>
+        </w:rPr>
+      </w:pPr>
+    </w:p>
+    <w:p>
+      <w:pPr>
+        <w:rPr>
+          <w:rFonts w:ascii="Verdana" w:hAnsi="Verdana" w:cs="Arial"/>
+          <w:sz w:val="20"/>
+          <w:szCs w:val="20"/>
+        </w:rPr>
+      </w:pPr>
+      <w:r>
+        <w:rPr>
+          <w:rFonts w:ascii="Verdana" w:hAnsi="Verdana" w:cs="Arial"/>
+          <w:sz w:val="20"/>
+          <w:szCs w:val="20"/>
+        </w:rPr>
+        <w:t>{{/firmantes}}</w:t>
+      </w:r>
+    </w:p>
     <w:p>
       <w:pPr>
         <w:spacing w:after="160" w:line="259" w:lineRule="auto"/>
@@ -1672,6 +1609,9 @@
               </w:rPr>
             </w:pPr>
             <w:r>
+              <w:t>{{#docentes}}</w:t>
+            </w:r>
+            <w:r>
               <w:t>{{NUM}}</w:t>
             </w:r>
           </w:p>
@@ -1750,6 +1690,9 @@
                 <w:lang w:val="es-EC"/>
               </w:rPr>
             </w:pPr>
+            <w:r>
+              <w:t>{{/docentes}}</w:t>
+            </w:r>
           </w:p>
         </w:tc>
       </w:tr>
